--- a/paper_projects/CMC/C2GES/01_Manuscript/LaTeX/paper_information.docx
+++ b/paper_projects/CMC/C2GES/01_Manuscript/LaTeX/paper_information.docx
@@ -6504,7 +6504,7 @@
           <w:i w:val="0"/>
           <w:sz w:val="22"/>
         </w:rPr>
-        <w:t>Typed graph information increased formal edge coverage relative to G-U but did not show a stable ROUGE-L benefit. Mean G-T/G-U selection Jaccard was 0.221 and 0.439, confirming that edge typing changed the selections rather than acting as an inert label. The 110-word graph contrast reversed direction in two of seven LOSO analyses, whereas the negative 260-word direction was preserved in all seven. Across the 26 condition--budget groups, failure rate was zero; mean estimated runtime ranged from 0.2466 to 0.4469 seconds per report and mean Python peak memory from 1.03 to 1.49 MB, excluding the separately loaded embedding model. Full and no-path had nearly identical measured resource use, so the present implementation supplies no efficiency argument for retaining the path term.</w:t>
+        <w:t>Typed graph information increased formal edge coverage relative to G-U but did not show a stable ROUGE-L benefit. Mean G-T/G-U selection Jaccard was 0.221 and 0.439, confirming that edge typing changed the selections rather than acting as an inert label. The 110-word graph contrast reversed direction in two of seven LOSO analyses, whereas the negative 260-word direction was preserved in all seven. Across the 26 condition--budget groups, failure rate was zero; mean estimated runtime ranged from 0.2466 to 0.4469 seconds per report and mean Python peak memory from 1.03 to 1.49 MB, excluding the separately loaded embedding model. Full and no-path had nearly identical measured resource use, so the present implementation supplies no efficiency argument for retaining the path term. Supplementary Table S11 decomposes the units whose selection changed between Full and no-path by edge incidence, edge direction relative to chronology, and role-compatible pairs beyond the 12-position window; Supplementary Table S12 reports per-role token alignment between extracts and reference sentences under the same lexical cues.</w:t>
       </w:r>
     </w:p>
     <w:p>
@@ -11299,7 +11299,7 @@
           <w:i w:val="0"/>
           <w:sz w:val="22"/>
         </w:rPr>
-        <w:t>The long-unit counts locate a concrete extraction risk. Units exceeding 100 words and units containing ``Table'' show that PDF layout sometimes survives the sentence splitter as one selectable block. Such blocks can contain many reference-summary tokens and thereby increase ROUGE without providing a concise sentence. They may remain useful source locators, but they weaken sentence-budget comparisons and motivate layout-aware segmentation before external validation.</w:t>
+        <w:t>The long-unit counts locate a concrete extraction risk. Units exceeding 100 words and units containing ``Table'' show that PDF layout sometimes survives the sentence splitter as one selectable block. Such blocks can contain many reference-summary tokens and thereby increase ROUGE without providing a concise sentence. They may remain useful source locators, but they weaken sentence-budget comparisons and motivate layout-aware segmentation before external validation. Supplementary Table S13 reports the per-condition long-unit counts, the block-preserving audit distribution over all 27 historical reports, and non-verbatim examples of long selected units.</w:t>
       </w:r>
     </w:p>
     <w:p>
@@ -12873,7 +12873,7 @@
           <w:i w:val="0"/>
           <w:sz w:val="22"/>
         </w:rPr>
-        <w:t>The supplementary PDF contains Tables S1--S10 and Figure S4. Main-text Table states the four evidence layers and their claim bounds. Tables S5--S8 document the post-access external-series inventory, comparator controls, principal component contrasts, and complete AB-0--AB-6 chain; Figure S4 shows the reservation--path interaction across ROUGE-L and formal structure-coverage metrics; Table S9 records the adjacent-corpus construct audit of the role and edge cues against human-annotated public corpora, and Table S10 reports the external prospective evaluation on a new report family. Machine-readable historical results, selected-ID-to-page locators, selection Jaccard, series effects, leave-one-series-out diagnostics, runtime resources, and explicit human-validation status are included in the accompanying reproducibility files. Machine labels are explicitly separated from human validation. Source PDFs, verbatim derived text, and raw model responses are excluded because third-party redistribution permission has not been established.</w:t>
+        <w:t>The supplementary PDF contains Tables S1--S13 and Figure S4. Main-text Table states the four evidence layers and their claim bounds. Tables S5--S8 document the post-access external-series inventory, comparator controls, principal component contrasts, and complete AB-0--AB-6 chain; Figure S4 shows the reservation--path interaction across ROUGE-L and formal structure-coverage metrics; Table S9 records the adjacent-corpus construct audit of the role and edge cues against human-annotated public corpora, and Table S10 reports the external prospective evaluation on a new report family. Tables S11--S13 are descriptive addenda: the error profile of path-driven selection changes, per-role token alignment between extracts and references, and the long-block audit detail. Machine-readable historical results, selected-ID-to-page locators, selection Jaccard, series effects, leave-one-series-out diagnostics, runtime resources, and explicit human-validation status are included in the accompanying reproducibility files. Machine labels are explicitly separated from human validation. Source PDFs, verbatim derived text, and raw model responses are excluded because third-party redistribution permission has not been established.</w:t>
       </w:r>
     </w:p>
     <w:p>
@@ -13013,7 +13013,7 @@
           <w:i w:val="0"/>
           <w:sz w:val="22"/>
         </w:rPr>
-        <w:t>The historical protocol-ready package is available in the public powergrid_benchmark repository under tag c2ges-2026-09-06-protocol-ready-v1 via the frozen C2GES package. The diagnostic-submission release adds the post-access exploratory v3 code, the freeze-before-eval path-utility protocol and held-out matched-budget scores, non-verbatim inventory, layout audits, aggregate results, series-level statistics, selected identifiers, machine-audit diagnostics, and the adjacent-corpus construct audit of the role and edge cues ( 03_Reproducibility/Data/construct_audit_v1/ : audit scripts, aggregate result records, and a README). The external prospective evaluation is distributed as 03_Reproducibility/Data/external_prospective_v1/ : the frozen protocol and amendments, the inventory with per-file hashes, the extraction and evaluation scripts, the aggregate result records for every build iteration, and the acquisition and findings reports. The GUM and EBM-NLP corpora, and the third-party incident-report PDFs and their verbatim text, are not redistributed and must be obtained from their original distributors under their own terms. Owing to third-party licensing restrictions, source PDFs, verbatim derived text, and raw model responses are not publicly redistributed. Access to restricted materials is subject to applicable third-party permissions and licenses.</w:t>
+        <w:t>The historical protocol-ready package is available in the public powergrid_benchmark repository under tag c2ges-2026-09-06-protocol-ready-v1 via the frozen C2GES package. The diagnostic-submission release adds the post-access exploratory v3 code, the freeze-before-eval path-utility protocol and held-out matched-budget scores, non-verbatim inventory, layout audits, aggregate results, series-level statistics, selected identifiers, machine-audit diagnostics, and the adjacent-corpus construct audit of the role and edge cues ( 03_Reproducibility/Data/construct_audit_v1/ : audit scripts, aggregate result records, and a README). The external prospective evaluation is distributed as 03_Reproducibility/Data/external_prospective_v1/ : the frozen protocol and amendments, the inventory with per-file hashes, the extraction and evaluation scripts, the aggregate result records for every build iteration, and the acquisition and findings reports. The descriptive addenda are distributed as 03_Reproducibility/Data/descriptive_addenda_v1/ : the input manifest with hashes, per-unit and aggregate records for the path-change error profile, the per-role token-alignment records, and the long-block audit detail. The GUM and EBM-NLP corpora, and the third-party incident-report PDFs and their verbatim text, are not redistributed and must be obtained from their original distributors under their own terms. Owing to third-party licensing restrictions, source PDFs, verbatim derived text, and raw model responses are not publicly redistributed. Access to restricted materials is subject to applicable third-party permissions and licenses.</w:t>
       </w:r>
     </w:p>
     <w:p>

--- a/paper_projects/CMC/C2GES/01_Manuscript/LaTeX/paper_information.docx
+++ b/paper_projects/CMC/C2GES/01_Manuscript/LaTeX/paper_information.docx
@@ -102,7 +102,7 @@
           <w:i/>
           <w:sz w:val="22"/>
         </w:rPr>
-        <w:t>Role-conditioned extraction adds role evidence, a typed proxy graph, and a path-deletion term to lexical relevance; this diagnostic evaluation asks which layer carries measurable information for long power-system reports. C²GES is a deterministic, source-linked selector with inspectable channels. The role layer carries measurable effects: on a seven-series pilot, role evidence raised ROUGE-L by 0.0186 at 260 words (interval [0.0078, 0.0320]), and its cues matched professionally annotated spans at precision 0.610 and 0.807 against base rates near 0.52, with recall near 6%. The typed path layer is the layer that failed: Full-minus-no-path was -0.00799/-0.00718 in the pilot. On 15 North American Electric Reliability Corporation (NERC) reports, Full exceeded Semantic-MMR and TextRank at equal unit counts, the only corrected internal win, but produced 54--63% longer outputs; the unrenormalized removal comparison is scale-coupled. A freeze-before-eval redesign scored 0.0652/0.1044 against 0.0654/0.1020 (held-out, not unseen). On a prospectively frozen external corpus of 19 reports it fell below no-path at 260 words after correction, while an untyped baseline exceeded it. Eight fictional fixtures are not real data. The evidence supports this component-level diagnosis, not superiority, proxy validity, or operational benefit.</w:t>
+        <w:t>Role-conditioned extraction adds role evidence, a typed proxy graph, and a path-deletion term to lexical relevance; this diagnostic evaluation asks which layer carries measurable information for long power-system reports. C²GES is a deterministic, source-linked selector with inspectable channels. The role layer raised ROUGE-L by 0.0186 at 260 words in the seven-series pilot but not under matched word budgets externally; its cues matched expert-annotated spans at precision 0.610 and 0.807, with recall near 6%. The typed path layer is the layer that failed: Full-minus-no-path was -0.00799/-0.00718 in the pilot. On 15 NERC reports, Full exceeded Semantic-MMR and TextRank at equal unit counts, the only corrected internal win, but produced 54--63% longer outputs; the unrenormalized removal comparison is scale-coupled. A freeze-before-eval redesign scored 0.0652/0.1044 against 0.0654/0.1020 (held-out, not unseen). On the frozen external corpus it fell below no-path at 260 words, and on 100 out-of-domain government reports its one-sided upper limit stayed below zero at every budget, while an untyped baseline exceeded no-path at equal word budgets. Fictional fixtures are not real data. The evidence supports this component-level diagnosis, not superiority, proxy validity, or operational benefit.</w:t>
       </w:r>
     </w:p>
     <w:p>
@@ -3448,7 +3448,7 @@
           <w:i w:val="0"/>
           <w:sz w:val="22"/>
         </w:rPr>
-        <w:t>Sentence-count budgets allow every method to return five or ten complete source units. They do not guarantee equal information because extraction units vary in length. Output length was therefore analyzed after selection as a diagnostic; the frozen primary outputs were neither truncated nor reselected. A separate post-run word-cap sensitivity, defined after the primary result was visible, is described below and remains outside the confirmatory family.</w:t>
+        <w:t>Sentence-count budgets allow every method to return five or ten complete source units. They do not guarantee equal information because extraction units vary in length. Output length was therefore analyzed after selection as a diagnostic; the frozen primary outputs were neither truncated nor reselected. A post-run word-cap sensitivity, defined after the primary result was visible, remains outside the confirmatory family.</w:t>
       </w:r>
     </w:p>
     <w:p>
@@ -3722,7 +3722,7 @@
           <w:i w:val="0"/>
           <w:sz w:val="22"/>
         </w:rPr>
-        <w:t>The internal evidence is presented in four explicitly separated layers (Table ), followed by two bounded layers that are not pooled with them: an adjacent-corpus construct audit of the role and edge cues (Section ) and a prospective frozen external evaluation on a new report family (Section ). The primary path-component evidence is the length-controlled, normalized Full versus no-path contrast: AB-5 versus AB-6 in the seven-series factorial and the series-equal Full-minus-no-path differences of -0.00799 and -0.00718 at 110 and 260 words. The retained-test layer diagnoses the original equal-unit evaluation, where the unrenormalized coefficient-removal comparison produced the highest overall ROUGE-L mean and Full C²GES exceeded Semantic-MMR and TextRank only under unequal information budgets; that unrenormalized contrast is a scale-coupled historical diagnostic, not the component estimand. The post-access exploratory layer tests the revised word-budget pipeline on seven additional series and supplies the controlled component diagnostics. A third layer freezes a redesigned path utility on the 12-report development split and scores the 15-report test at matched 110- and 260-word budgets; that layer is held-out for this revision, not unseen confirmatory. A fourth layer scores a four-series synthetic stress set, which exercises software and endpoint alignment on fictional fixtures rather than real-report validity. None of the four layers supports confirmatory superiority, unseen generalization, expert gold, or semantic-validity claims.</w:t>
+        <w:t>The internal evidence is presented in four explicitly separated layers (Table ), followed by three bounded layers that are not pooled with them: an adjacent-corpus construct audit of the role and edge cues (Section ), a prospective frozen external evaluation on a new report family (Section ), and an out-of-domain transfer check on government research reports. The primary path-component evidence is the length-controlled, normalized Full versus no-path contrast: AB-5 versus AB-6 in the seven-series factorial and the series-equal Full-minus-no-path differences of -0.00799 and -0.00718 at 110 and 260 words. The retained-test layer diagnoses the original equal-unit evaluation, where the unrenormalized coefficient-removal comparison produced the highest overall ROUGE-L mean and Full C²GES exceeded Semantic-MMR and TextRank only under unequal information budgets; that unrenormalized contrast is scale-coupled. The post-access exploratory layer tests the revised word-budget pipeline on seven additional series and supplies the controlled component diagnostics. A third layer freezes a redesigned path utility on the 12-report development split and scores the 15-report test at matched 110- and 260-word budgets; that layer is held-out for this revision, not unseen confirmatory. A fourth layer scores a parent--held-out synthetic stress pair, which exercises software and endpoint alignment on fictional fixtures rather than real-report validity.</w:t>
       </w:r>
     </w:p>
     <w:p>
@@ -3737,7 +3737,7 @@
           <w:i/>
           <w:sz w:val="20"/>
         </w:rPr>
-        <w:t>Table 5. The six evidence layers, their resources and claim bounds. No layer supports confirmatory superiority, author-attested unseen evaluation, or expert-gold construct validity, and no two layers are pooled.</w:t>
+        <w:t>Table 5. The seven evidence layers, their resources and claim bounds. No layer supports confirmatory superiority, author-attested unseen evaluation, or expert-gold construct validity, and no two layers are pooled.</w:t>
       </w:r>
     </w:p>
     <w:tbl>
@@ -4270,7 +4270,7 @@
                 <w:i w:val="0"/>
                 <w:sz w:val="18"/>
               </w:rPr>
-              <w:t>8 fictional reports, 4 series</w:t>
+              <w:t>16 fictional reports, 8 series (parent and held-out)</w:t>
             </w:r>
           </w:p>
         </w:tc>
@@ -4318,7 +4318,7 @@
                 <w:i w:val="0"/>
                 <w:sz w:val="18"/>
               </w:rPr>
-              <w:t>Software and endpoint alignment on fictional fixtures; no Holm-adjusted path contrast is nonzero. Not real incident data.</w:t>
+              <w:t>Software and endpoint alignment on fictional fixtures; no Holm-adjusted path contrast is nonzero in either the parent or the held-out set. Not real incident data.</w:t>
             </w:r>
           </w:p>
         </w:tc>
@@ -4401,6 +4401,88 @@
                 <w:sz w:val="18"/>
               </w:rPr>
               <w:t>Adjacent-domain construct audit: cues are precise when they fire and sparse and genre-bound. Not domain expert gold.</w:t>
+            </w:r>
+          </w:p>
+        </w:tc>
+      </w:tr>
+      <w:tr>
+        <w:tc>
+          <w:tcPr>
+            <w:tcW w:type="dxa" w:w="1806"/>
+          </w:tcPr>
+          <w:p>
+            <w:r>
+              <w:rPr>
+                <w:rFonts w:ascii="Times New Roman" w:hAnsi="Times New Roman" w:eastAsia="Times New Roman"/>
+                <w:b w:val="0"/>
+                <w:i w:val="0"/>
+                <w:sz w:val="18"/>
+              </w:rPr>
+              <w:t>L7 Out-of-domain transfer check</w:t>
+            </w:r>
+          </w:p>
+        </w:tc>
+        <w:tc>
+          <w:tcPr>
+            <w:tcW w:type="dxa" w:w="1806"/>
+          </w:tcPr>
+          <w:p>
+            <w:r>
+              <w:rPr>
+                <w:rFonts w:ascii="Times New Roman" w:hAnsi="Times New Roman" w:eastAsia="Times New Roman"/>
+                <w:b w:val="0"/>
+                <w:i w:val="0"/>
+                <w:sz w:val="18"/>
+              </w:rPr>
+              <w:t>100 sampled; 970 and 160 in sensitivity</w:t>
+            </w:r>
+          </w:p>
+        </w:tc>
+        <w:tc>
+          <w:tcPr>
+            <w:tcW w:type="dxa" w:w="1806"/>
+          </w:tcPr>
+          <w:p>
+            <w:r>
+              <w:rPr>
+                <w:rFonts w:ascii="Times New Roman" w:hAnsi="Times New Roman" w:eastAsia="Times New Roman"/>
+                <w:b w:val="0"/>
+                <w:i w:val="0"/>
+                <w:sz w:val="18"/>
+              </w:rPr>
+              <w:t>110/260 words; K=5/10</w:t>
+            </w:r>
+          </w:p>
+        </w:tc>
+        <w:tc>
+          <w:tcPr>
+            <w:tcW w:type="dxa" w:w="1806"/>
+          </w:tcPr>
+          <w:p>
+            <w:r>
+              <w:rPr>
+                <w:rFonts w:ascii="Times New Roman" w:hAnsi="Times New Roman" w:eastAsia="Times New Roman"/>
+                <w:b w:val="0"/>
+                <w:i w:val="0"/>
+                <w:sz w:val="18"/>
+              </w:rPr>
+              <w:t>Frozen arms on GovReport and on its energy-topic subset</w:t>
+            </w:r>
+          </w:p>
+        </w:tc>
+        <w:tc>
+          <w:tcPr>
+            <w:tcW w:type="dxa" w:w="1806"/>
+          </w:tcPr>
+          <w:p>
+            <w:r>
+              <w:rPr>
+                <w:rFonts w:ascii="Times New Roman" w:hAnsi="Times New Roman" w:eastAsia="Times New Roman"/>
+                <w:b w:val="0"/>
+                <w:i w:val="0"/>
+                <w:sz w:val="18"/>
+              </w:rPr>
+              <w:t>Out-of-domain robustness transfer: the path channel is negative in every budget with a one-sided upper limit at or below +0.0008, but the role and edge constructs are not valid outside the power domain, so this bounds a risk.</w:t>
             </w:r>
           </w:p>
         </w:tc>
@@ -6504,7 +6586,7 @@
           <w:i w:val="0"/>
           <w:sz w:val="22"/>
         </w:rPr>
-        <w:t>Typed graph information increased formal edge coverage relative to G-U but did not show a stable ROUGE-L benefit. Mean G-T/G-U selection Jaccard was 0.221 and 0.439, confirming that edge typing changed the selections rather than acting as an inert label. The 110-word graph contrast reversed direction in two of seven LOSO analyses, whereas the negative 260-word direction was preserved in all seven. Across the 26 condition--budget groups, failure rate was zero; mean estimated runtime ranged from 0.2466 to 0.4469 seconds per report and mean Python peak memory from 1.03 to 1.49 MB, excluding the separately loaded embedding model. Full and no-path had nearly identical measured resource use, so the present implementation supplies no efficiency argument for retaining the path term. Supplementary Table S11 decomposes the units whose selection changed between Full and no-path by edge incidence, edge direction relative to chronology, and role-compatible pairs beyond the 12-position window; Supplementary Table S12 reports per-role token alignment between extracts and reference sentences under the same lexical cues.</w:t>
+        <w:t>Typed graph information increased formal edge coverage relative to G-U but did not show a stable ROUGE-L benefit. Mean G-T/G-U selection Jaccard was 0.221 and 0.439, confirming that edge typing changed the selections rather than acting as an inert label. The 110-word graph contrast reversed direction in two of seven LOSO analyses, whereas the negative 260-word direction was preserved in all seven. Across the 26 condition--budget groups, failure rate was zero; mean estimated runtime ranged from 0.2466 to 0.4469 seconds per report and mean Python peak memory from 1.03 to 1.49 MB, excluding the separately loaded embedding model. Full and no-path had nearly identical measured resource use, so the present implementation supplies no efficiency argument for retaining the path term. Supplementary Table S11 decomposes the units whose selection changed between Full and no-path by edge incidence, edge direction relative to chronology, and role-compatible pairs beyond the 12-position window; Supplementary Table S12 reports per-role token alignment between extracts and reference sentences under the same lexical cues. Supplementary Table S14 gives the exact reservation, path and interaction estimates with their cluster-bootstrap intervals, exact sign-flip values, Holm adjustments and per-series deltas, and Supplementary Table S16 records per-report cost against candidate-set size together with role and typed-edge coverage.</w:t>
       </w:r>
     </w:p>
     <w:p>
@@ -6548,7 +6630,22 @@
           <w:i w:val="0"/>
           <w:sz w:val="22"/>
         </w:rPr>
-        <w:t>At matched 110- and 260-word budgets the path term again failed to help, and at the larger budget it was detectably worse than omitting it: Full minus no-path was -0.002422 (exact sign-flip p=0.164) at 110 words and -0.002906 (interval [-0.005605,-0.000636], p=0.015625, Holm-adjusted p=0.046875, negative on seven documents and positive on none) at 260 words. An untyped graph baseline that shares the candidates and the budget rule exceeded no-path at the same larger budget: TextRank minus no-path was +0.023273 (p=0.158642) at 110 words and +0.022940 (interval [0.008540,0.038543], p=0.008095, Holm-adjusted p=0.032380) at 260 words. Within the external corpus these are the only two contrasts that survive family-wise correction, and they favour the simpler untyped ranking over the typed path channel rather than supporting it. The historical equal-unit layer contains corrected wins for Full against both baselines at the smaller budget, which the length diagnostic below qualifies; the correction-carrying evidence therefore points in different directions across layers. Supplementary Table S10 reports the means and intervals.</w:t>
+        <w:t>At matched 110- and 260-word budgets the path term again failed to help, and at the larger budget it was detectably worse than omitting it: Full minus no-path was -0.002422 (exact sign-flip p=0.164) at 110 words and -0.002906 (interval [-0.005605,-0.000636], p=0.015625, Holm-adjusted p=0.046875, negative on seven documents and positive on none) at 260 words. An untyped graph baseline that shares the candidates and the budget rule exceeded no-path at the same larger budget: TextRank minus no-path was +0.023273 (p=0.158642) at 110 words and +0.022940 (interval [0.008540,0.038543], p=0.008095, Holm-adjusted p=0.032380) at 260 words. Within the external corpus these are the only two contrasts that survive family-wise correction, and they favour the simpler untyped ranking over the typed path channel rather than supporting it. The historical equal-unit layer contains corrected wins for Full against both baselines at the smaller budget, which the length diagnostic below qualifies; the correction-carrying evidence therefore points in different directions across layers. Supplementary Table S10 reports the means and intervals. An extension acquired after that freeze adds five documents (three grid incidents and two frequency-deviation reports), raising the corpus to 24 documents. The direction is unchanged and slightly larger: Full minus no-path is -0.006908 at 260 words with ten negative, one positive and thirteen exactly tied documents, but the mean-based sign-flip test is no longer significant (p=0.444) because a single document with a large positive difference dominates the mean, and the TextRank contrast falls to p=0.130 as well. The extension is a sensitivity rather than a pre-registered test: the sign direction is stable while mean-based inference is not. An arm-level extension separates the two layers instead of testing them jointly, and it shows a budget dependence rather than a hidden role-layer gain. Adding role evidence and role-group reservation to a lexical-and-position baseline moves ROUGE-L by -0.03510 at the 110-word budget, with 18 of 22 discordant documents negative (p=0.0039, Holm-adjusted 0.0774), while the same contrast is +0.01079 under a ten-unit budget and never reaches family-wise correction; the path channel stays at or below zero in all four budgets. The role layer's apparent benefit is therefore specific to the equal-unit-count protocol, and the external corpus supports the negative component result rather than a general role-layer advantage. That reading can be sharpened from a null result into a bound: across the four budgets the one-sided 95% bootstrap upper limit on the path-layer difference is at most +0.0047 ROUGE-L, so a path-channel gain larger than +0.005 is excluded on this corpus (post hoc; +0.0059 worst case under leave-one-out; Supplementary Table S17). Figure S5 traces every arm across five word budgets and four unit budgets and locates the mechanism: the role-conditioned arms trail the lexical-and-position baseline up to 260 words under an equal-word budget and reach parity only at 400 words, whereas under an equal-unit budget they lead and pack about 1.5 times as many words into each selected unit. The pooled 260-word difference is not homogeneous either, since it is carried by the two frequency-deviation reports, and Supplementary Tables S15--S16 report the family split and the per-report cost record.</w:t>
+      </w:r>
+    </w:p>
+    <w:p>
+      <w:pPr>
+        <w:spacing w:after="160" w:before="0" w:line="240" w:lineRule="auto"/>
+        <w:ind w:firstLine="432"/>
+      </w:pPr>
+      <w:r>
+        <w:rPr>
+          <w:rFonts w:ascii="Times New Roman" w:hAnsi="Times New Roman" w:eastAsia="Times New Roman"/>
+          <w:b w:val="0"/>
+          <w:i w:val="0"/>
+          <w:sz w:val="22"/>
+        </w:rPr>
+        <w:t>The frozen arms were also applied out of domain to 100 length-stratified GovReport documents (human-written summaries of Congressional Research Service and Government Accountability Office reports). The path channel was negative at all four budgets with a one-sided 95% bootstrap upper limit below zero, excluding a positive path effect, whereas the role-conditioned arms were significantly worse than their lexical baseline at both word budgets, and running the frozen strata in full (970 documents) keeps every path-layer upper limit below zero; because the cue lexicon is power-domain specific, this layer bounds a transfer risk rather than supporting the mechanism (Supplementary Table S18). With a human-written extractive-style reference the same contrast is instead inert: 92--99% of documents select identically, and every one-sided upper limit stays at or below +0.0016 (Supplementary Table S19).</w:t>
       </w:r>
     </w:p>
     <w:p>
@@ -6834,287 +6931,9 @@
           <w:i w:val="0"/>
           <w:sz w:val="22"/>
         </w:rPr>
-        <w:t>A four-series fictional stress set (8 reports; unused themes relative to the earlier network-calibrated fixtures) was generated locally, passed the frozen distribution gates, and was scored with the same complete-ranking 110/260-word factorial used for the post-access pilot. The extractive references were assembled from the same typed role chain that the selector can recover, so this layer tests software and endpoint alignment rather than unseen real-report validity. Table reports the means. Full C²GES exceeded no-path at both budgets (0.3886 versus 0.3750 at 110 words; 0.3481 versus 0.3269 at 260 words). The series-equal Full-minus-no-path means were +0.0136 and +0.0212, and both Holm-adjusted exact values were 1.0. Typed-minus-untyped graph means were positive, with Holm-adjusted exact values of 0.25. These fixtures are not NERC or ENTSO-E reports, are not a human-annotated gold set, and do not replace the seven-series Full-minus-no-path diagnosis (-0.00799/-0.00718) or the 15-report held-out mixed result.</w:t>
+        <w:t>The single four-series stress set of earlier iterations was replaced by a stricter parent--held-out pair under a frozen protocol: sixteen reports in eight series (four unused themes per set), written by two generator families with their roles swapped between the sets, and accepted only after nineteen deterministic gates. References are extractive reconstructions of the planted role chain, so this layer tests software and endpoint alignment rather than unseen real-report validity; in neither set does a Holm-adjusted path contrast differ from zero (Supplementary Table S20). These fixtures are not NERC or ENTSO-E reports, are not a human-annotated gold set, and do not replace the seven-series Full-minus-no-path diagnosis (-0.00799/-0.00718) or the 15-report held-out mixed result.</w:t>
       </w:r>
     </w:p>
-    <w:p>
-      <w:pPr>
-        <w:spacing w:after="80" w:before="0" w:line="240" w:lineRule="auto"/>
-        <w:jc w:val="center"/>
-      </w:pPr>
-      <w:r>
-        <w:rPr>
-          <w:rFonts w:ascii="Times New Roman" w:hAnsi="Times New Roman" w:eastAsia="Times New Roman"/>
-          <w:b w:val="0"/>
-          <w:i/>
-          <w:sz w:val="20"/>
-        </w:rPr>
-        <w:t>Table 9. Synthetic-stress mean ROUGE-L F1 on n=8 fictional reports (4 series) at matched word budgets. References are extractive reconstructions of the planted role chain. This table is not confirmatory and is not real incident data.</w:t>
-      </w:r>
-    </w:p>
-    <w:tbl>
-      <w:tblPr>
-        <w:tblStyle w:val="TableGrid"/>
-        <w:tblW w:type="auto" w:w="0"/>
-        <w:tblLook w:firstColumn="1" w:firstRow="1" w:lastColumn="0" w:lastRow="0" w:noHBand="0" w:noVBand="1" w:val="04A0"/>
-      </w:tblPr>
-      <w:tblGrid>
-        <w:gridCol w:w="3010"/>
-        <w:gridCol w:w="3010"/>
-        <w:gridCol w:w="3010"/>
-      </w:tblGrid>
-      <w:tr>
-        <w:tc>
-          <w:tcPr>
-            <w:tcW w:type="dxa" w:w="3010"/>
-          </w:tcPr>
-          <w:p>
-            <w:r>
-              <w:rPr>
-                <w:rFonts w:ascii="Times New Roman" w:hAnsi="Times New Roman" w:eastAsia="Times New Roman"/>
-                <w:b/>
-                <w:i w:val="0"/>
-                <w:sz w:val="18"/>
-              </w:rPr>
-              <w:t>Method</w:t>
-            </w:r>
-          </w:p>
-        </w:tc>
-        <w:tc>
-          <w:tcPr>
-            <w:tcW w:type="dxa" w:w="3010"/>
-          </w:tcPr>
-          <w:p>
-            <w:r>
-              <w:rPr>
-                <w:rFonts w:ascii="Times New Roman" w:hAnsi="Times New Roman" w:eastAsia="Times New Roman"/>
-                <w:b/>
-                <w:i w:val="0"/>
-                <w:sz w:val="18"/>
-              </w:rPr>
-              <w:t>110 words</w:t>
-            </w:r>
-          </w:p>
-        </w:tc>
-        <w:tc>
-          <w:tcPr>
-            <w:tcW w:type="dxa" w:w="3010"/>
-          </w:tcPr>
-          <w:p>
-            <w:r>
-              <w:rPr>
-                <w:rFonts w:ascii="Times New Roman" w:hAnsi="Times New Roman" w:eastAsia="Times New Roman"/>
-                <w:b/>
-                <w:i w:val="0"/>
-                <w:sz w:val="18"/>
-              </w:rPr>
-              <w:t>260 words</w:t>
-            </w:r>
-          </w:p>
-        </w:tc>
-      </w:tr>
-      <w:tr>
-        <w:tc>
-          <w:tcPr>
-            <w:tcW w:type="dxa" w:w="3010"/>
-          </w:tcPr>
-          <w:p>
-            <w:r>
-              <w:rPr>
-                <w:rFonts w:ascii="Times New Roman" w:hAnsi="Times New Roman" w:eastAsia="Times New Roman"/>
-                <w:b w:val="0"/>
-                <w:i w:val="0"/>
-                <w:sz w:val="18"/>
-              </w:rPr>
-              <w:t>Full C²GES</w:t>
-            </w:r>
-          </w:p>
-        </w:tc>
-        <w:tc>
-          <w:tcPr>
-            <w:tcW w:type="dxa" w:w="3010"/>
-          </w:tcPr>
-          <w:p>
-            <w:r>
-              <w:rPr>
-                <w:rFonts w:ascii="Times New Roman" w:hAnsi="Times New Roman" w:eastAsia="Times New Roman"/>
-                <w:b w:val="0"/>
-                <w:i w:val="0"/>
-                <w:sz w:val="18"/>
-              </w:rPr>
-              <w:t>0.3886</w:t>
-            </w:r>
-          </w:p>
-        </w:tc>
-        <w:tc>
-          <w:tcPr>
-            <w:tcW w:type="dxa" w:w="3010"/>
-          </w:tcPr>
-          <w:p>
-            <w:r>
-              <w:rPr>
-                <w:rFonts w:ascii="Times New Roman" w:hAnsi="Times New Roman" w:eastAsia="Times New Roman"/>
-                <w:b w:val="0"/>
-                <w:i w:val="0"/>
-                <w:sz w:val="18"/>
-              </w:rPr>
-              <w:t>0.3481</w:t>
-            </w:r>
-          </w:p>
-        </w:tc>
-      </w:tr>
-      <w:tr>
-        <w:tc>
-          <w:tcPr>
-            <w:tcW w:type="dxa" w:w="3010"/>
-          </w:tcPr>
-          <w:p>
-            <w:r>
-              <w:rPr>
-                <w:rFonts w:ascii="Times New Roman" w:hAnsi="Times New Roman" w:eastAsia="Times New Roman"/>
-                <w:b w:val="0"/>
-                <w:i w:val="0"/>
-                <w:sz w:val="18"/>
-              </w:rPr>
-              <w:t>No-path C²GES</w:t>
-            </w:r>
-          </w:p>
-        </w:tc>
-        <w:tc>
-          <w:tcPr>
-            <w:tcW w:type="dxa" w:w="3010"/>
-          </w:tcPr>
-          <w:p>
-            <w:r>
-              <w:rPr>
-                <w:rFonts w:ascii="Times New Roman" w:hAnsi="Times New Roman" w:eastAsia="Times New Roman"/>
-                <w:b w:val="0"/>
-                <w:i w:val="0"/>
-                <w:sz w:val="18"/>
-              </w:rPr>
-              <w:t>0.3750</w:t>
-            </w:r>
-          </w:p>
-        </w:tc>
-        <w:tc>
-          <w:tcPr>
-            <w:tcW w:type="dxa" w:w="3010"/>
-          </w:tcPr>
-          <w:p>
-            <w:r>
-              <w:rPr>
-                <w:rFonts w:ascii="Times New Roman" w:hAnsi="Times New Roman" w:eastAsia="Times New Roman"/>
-                <w:b w:val="0"/>
-                <w:i w:val="0"/>
-                <w:sz w:val="18"/>
-              </w:rPr>
-              <w:t>0.3269</w:t>
-            </w:r>
-          </w:p>
-        </w:tc>
-      </w:tr>
-      <w:tr>
-        <w:tc>
-          <w:tcPr>
-            <w:tcW w:type="dxa" w:w="3010"/>
-          </w:tcPr>
-          <w:p>
-            <w:r>
-              <w:rPr>
-                <w:rFonts w:ascii="Times New Roman" w:hAnsi="Times New Roman" w:eastAsia="Times New Roman"/>
-                <w:b w:val="0"/>
-                <w:i w:val="0"/>
-                <w:sz w:val="18"/>
-              </w:rPr>
-              <w:t>G-T (typed, no path)</w:t>
-            </w:r>
-          </w:p>
-        </w:tc>
-        <w:tc>
-          <w:tcPr>
-            <w:tcW w:type="dxa" w:w="3010"/>
-          </w:tcPr>
-          <w:p>
-            <w:r>
-              <w:rPr>
-                <w:rFonts w:ascii="Times New Roman" w:hAnsi="Times New Roman" w:eastAsia="Times New Roman"/>
-                <w:b w:val="0"/>
-                <w:i w:val="0"/>
-                <w:sz w:val="18"/>
-              </w:rPr>
-              <w:t>0.3750</w:t>
-            </w:r>
-          </w:p>
-        </w:tc>
-        <w:tc>
-          <w:tcPr>
-            <w:tcW w:type="dxa" w:w="3010"/>
-          </w:tcPr>
-          <w:p>
-            <w:r>
-              <w:rPr>
-                <w:rFonts w:ascii="Times New Roman" w:hAnsi="Times New Roman" w:eastAsia="Times New Roman"/>
-                <w:b w:val="0"/>
-                <w:i w:val="0"/>
-                <w:sz w:val="18"/>
-              </w:rPr>
-              <w:t>0.3269</w:t>
-            </w:r>
-          </w:p>
-        </w:tc>
-      </w:tr>
-      <w:tr>
-        <w:tc>
-          <w:tcPr>
-            <w:tcW w:type="dxa" w:w="3010"/>
-          </w:tcPr>
-          <w:p>
-            <w:r>
-              <w:rPr>
-                <w:rFonts w:ascii="Times New Roman" w:hAnsi="Times New Roman" w:eastAsia="Times New Roman"/>
-                <w:b w:val="0"/>
-                <w:i w:val="0"/>
-                <w:sz w:val="18"/>
-              </w:rPr>
-              <w:t>G-U (untyped, no path)</w:t>
-            </w:r>
-          </w:p>
-        </w:tc>
-        <w:tc>
-          <w:tcPr>
-            <w:tcW w:type="dxa" w:w="3010"/>
-          </w:tcPr>
-          <w:p>
-            <w:r>
-              <w:rPr>
-                <w:rFonts w:ascii="Times New Roman" w:hAnsi="Times New Roman" w:eastAsia="Times New Roman"/>
-                <w:b w:val="0"/>
-                <w:i w:val="0"/>
-                <w:sz w:val="18"/>
-              </w:rPr>
-              <w:t>0.3002</w:t>
-            </w:r>
-          </w:p>
-        </w:tc>
-        <w:tc>
-          <w:tcPr>
-            <w:tcW w:type="dxa" w:w="3010"/>
-          </w:tcPr>
-          <w:p>
-            <w:r>
-              <w:rPr>
-                <w:rFonts w:ascii="Times New Roman" w:hAnsi="Times New Roman" w:eastAsia="Times New Roman"/>
-                <w:b w:val="0"/>
-                <w:i w:val="0"/>
-                <w:sz w:val="18"/>
-              </w:rPr>
-              <w:t>0.2346</w:t>
-            </w:r>
-          </w:p>
-        </w:tc>
-      </w:tr>
-    </w:tbl>
-    <w:p/>
     <w:p>
       <w:pPr>
         <w:spacing w:after="120" w:before="0" w:line="240" w:lineRule="auto"/>
@@ -7156,7 +6975,7 @@
           <w:i/>
           <w:sz w:val="20"/>
         </w:rPr>
-        <w:t>Table 10. Macro-mean results over n=15 test reports at equal extraction-unit counts, not equal word counts. ``Unrenorm. removal'' denotes the unrenormalized coefficient-removal comparison, a scale-coupled historical diagnostic rather than the primary path-component estimand; that estimand is the normalized Full versus no-path contrast. Bold marks only the observed maximum ROUGE-L within a budget; underlining marks the minimum redundancy. Neither convention is an inferential conclusion.</w:t>
+        <w:t>Table 9. Macro-mean results over n=15 test reports at equal extraction-unit counts, not equal word counts. ``Unrenorm. removal'' denotes the unrenormalized coefficient-removal comparison, a scale-coupled historical diagnostic rather than the primary path-component estimand; that estimand is the normalized Full versus no-path contrast. Bold marks only the observed maximum ROUGE-L within a budget; underlining marks the minimum redundancy. Neither convention is an inferential conclusion.</w:t>
       </w:r>
     </w:p>
     <w:tbl>
@@ -8676,7 +8495,7 @@
           <w:i/>
           <w:sz w:val="20"/>
         </w:rPr>
-        <w:t>Table 11. Post-result series-cluster sensitivity for Full-minus-baseline ROUGE-L differences. The 15 reports form 10 frozen series. Intervals are percentile cluster-bootstrap intervals over equal-weighted series; exact values enumerate all 1024 series sign assignments and are Holm-adjusted across six contrasts. This analysis is exploratory.</w:t>
+        <w:t>Table 10. Post-result series-cluster sensitivity for Full-minus-baseline ROUGE-L differences. The 15 reports form 10 frozen series. Intervals are percentile cluster-bootstrap intervals over equal-weighted series; exact values enumerate all 1024 series sign assignments and are Holm-adjusted across six contrasts. This analysis is exploratory.</w:t>
       </w:r>
     </w:p>
     <w:tbl>
@@ -9507,7 +9326,7 @@
           <w:i/>
           <w:sz w:val="20"/>
         </w:rPr>
-        <w:t>Table 12. Descriptive output-length diagnostics. ``&gt;100'' counts selected-unit instances longer than 100 words; ``Table'' counts units containing the exact case-sensitive string.</w:t>
+        <w:t>Table 11. Descriptive output-length diagnostics. ``&gt;100'' counts selected-unit instances longer than 100 words; ``Table'' counts units containing the exact case-sensitive string.</w:t>
       </w:r>
     </w:p>
     <w:tbl>
@@ -10680,7 +10499,7 @@
           <w:i/>
           <w:sz w:val="20"/>
         </w:rPr>
-        <w:t>Table 13. Post-run matched-word sensitivity using equal-weight report-series estimands. The 15 reports form 10 frozen series. Intervals use 10,000 series bootstrap draws; exact values enumerate all 1024 series sign assignments and are Holm-adjusted across six contrasts.</w:t>
+        <w:t>Table 12. Post-run matched-word sensitivity using equal-weight report-series estimands. The 15 reports form 10 frozen series. Intervals use 10,000 series bootstrap draws; exact values enumerate all 1024 series sign assignments and are Holm-adjusted across six contrasts.</w:t>
       </w:r>
     </w:p>
     <w:tbl>
@@ -11403,7 +11222,7 @@
           <w:i/>
           <w:sz w:val="20"/>
         </w:rPr>
-        <w:t>Table 14. Predefined Full-minus-baseline Executive-Summary ROUGE-L contrasts paired by test report (n=15). Intervals describe sensitivity of the mean paired difference to the composition of the retained reports. The final column is a descriptive bootstrap sign-tail quantity rather than a calibrated hypothesis-test p value.</w:t>
+        <w:t>Table 13. Predefined Full-minus-baseline Executive-Summary ROUGE-L contrasts paired by test report (n=15). Intervals describe sensitivity of the mean paired difference to the composition of the retained reports. The final column is a descriptive bootstrap sign-tail quantity rather than a calibrated hypothesis-test p value.</w:t>
       </w:r>
     </w:p>
     <w:tbl>
@@ -12513,7 +12332,7 @@
           <w:i w:val="0"/>
           <w:sz w:val="22"/>
         </w:rPr>
-        <w:t>The method lacks expert role labels and expert assessment of source faithfulness, structural coverage, unsafe omission, and reading utility. ROUGE and redundancy cannot provide these judgments. The exploratory external references were extracted automatically, the source inventory was not unseen when its rules were established, one fixed report could not be acquired, and only seven series were available. The freeze-before-eval path revision uses the same 15 retained-test reports as a held-out split for this revision; it is not an unseen confirmatory corpus. The eight-report synthetic factorial uses fictional fixtures and planted extractive references; it is a software stress check, not real incident evidence. The two-model audit improved boundary-error detection but cannot establish construct validity; its limited agreement with lexical roles reinforces this restriction. The adjacent-corpus construct audit of Section narrows that uncertainty without removing it: the cues are precise when they fire but recover only about 6% of professionally annotated role-bearing sentences in an adjacent domain, and produce no admissible typed edge on a corpus carrying human discourse relations. Domain expert adjudication therefore remains the only route to the reserved construct claims. Third-party licensing also prevents public redistribution of the source PDFs and verbatim derived text; non-verbatim metadata, configurations, aggregate results, code, and page locators can still be provided for review.</w:t>
+        <w:t>The method lacks expert role labels and expert assessment of source faithfulness, structural coverage, unsafe omission, and reading utility. ROUGE and redundancy cannot provide these judgments. The exploratory external references were extracted automatically, the source inventory was not unseen when its rules were established, one fixed report could not be acquired, and only seven series were available. The eight-report synthetic factorial uses fictional fixtures and planted extractive references; it is a software stress check, not real incident evidence. The two-model audit improved boundary-error detection but cannot establish construct validity; its limited agreement with lexical roles reinforces this restriction. The adjacent-corpus construct audit of Section narrows that uncertainty without removing it: the cues are precise when they fire but recover only about 6% of professionally annotated role-bearing sentences in an adjacent domain, and produce no admissible typed edge on a corpus carrying human discourse relations. Domain expert adjudication therefore remains the only route to the reserved construct claims. Third-party licensing also prevents public redistribution of the source PDFs and verbatim derived text; non-verbatim metadata, configurations, aggregate results, code, and page locators can still be provided for review.</w:t>
       </w:r>
     </w:p>
     <w:p>
@@ -12543,7 +12362,7 @@
           <w:i/>
           <w:sz w:val="20"/>
         </w:rPr>
-        <w:t>Table 15. The annotated-study gate behind every construct claim in this paper. No row is closed by the present revision.</w:t>
+        <w:t>Table 14. The annotated-study gate behind every construct claim in this paper. No row is closed by the present revision.</w:t>
       </w:r>
     </w:p>
     <w:tbl>
@@ -12831,7 +12650,7 @@
           <w:i w:val="0"/>
           <w:sz w:val="22"/>
         </w:rPr>
-        <w:t>C²GES is a deterministic, role-conditioned framework for extracting source-linked passages from long power-system technical reports. Its diagnostic evaluation separates a role layer that carries measurable effects from a typed path layer that does not. Role evidence raised ROUGE-L by 0.0186 at 260 words in the pilot, and its cues matched expert-annotated spans at precision 0.610 and 0.807, while no path configuration improved the endpoint. First, the primary path-component evidence is the length-controlled, normalized Full versus no-path contrast: in the seven-series pilot, Full remained below no-path by 0.00799 and 0.00718 ROUGE-L at 110 and 260 words, and no predefined system contrast survived Holm adjustment. The path-deletion term changed candidate scores and selected sequences without improving that endpoint, and development-only calibration selected zero path weight in all 12 folds. Typed graph information showed no stable advantage over an untyped graph. A freeze-before-eval redesign scored 0.0652/0.1044 against no-path 0.0654/0.1020 on the same 15 reports, leading at 260 words but not at 110, so it did not win both budgets and is not unseen confirmatory. Second, Full C²GES recovered more Executive-Summary wording than Semantic-MMR and TextRank at equal unit counts, but it produced longer extracts, and the matched-word sensitivity yielded no Holm-supported contrast. The unrenormalized coefficient-removal comparison is retained as a scale-coupled historical diagnostic, not as a clean estimate of path information. On fictional fixtures whose references were built from the same role chain, Holm-adjusted path contrasts remained 1.0 despite a higher Full mean, and that alignment does not transfer to real Executive Summaries. The present empirical contribution is therefore an auditable implementation, a portable public verification subset, and a reproducible negative component diagnosis. Read as an information result, the study did not establish that the typed structure adds information beyond the untyped graph; the comparison is a failure to demonstrate an advantage, not a demonstration of equivalence. No-path C²GES remains the provisional default within the internal evidence, and the external run qualifies that choice rather than confirming it: on the new corpus TextRank, an untyped graph baseline, exceeded no-path at 260 words---the only familywise-corrected system contrast on that corpus---while the typed path channel fell below it, so neither the framework nor its simpler configuration carries a demonstrated accuracy advantage. System superiority, semantic validity of the structural proxies, and operational benefit are not established by this study.</w:t>
+        <w:t>C²GES is a deterministic, role-conditioned framework for extracting source-linked passages from long power-system technical reports. Its diagnostic evaluation separates a role layer that carries measurable effects from a typed path layer that does not. Role evidence raised ROUGE-L by 0.0186 at 260 words in the pilot, and its cues matched expert-annotated spans at precision 0.610 and 0.807, while no path configuration improved the endpoint. First, the primary path-component evidence is the length-controlled, normalized Full versus no-path contrast: in the seven-series pilot, Full remained below no-path by 0.00799 and 0.00718 ROUGE-L at 110 and 260 words, and no predefined system contrast survived Holm adjustment. The path-deletion term changed candidate scores and selected sequences without improving that endpoint, and development-only calibration selected zero path weight in all 12 folds. Typed graph information showed no stable advantage over an untyped graph. A freeze-before-eval redesign scored 0.0652/0.1044 against no-path 0.0654/0.1020 on the same 15 reports, leading at 260 words but not at 110, so it did not win both budgets and is not unseen confirmatory. Second, Full C²GES recovered more Executive-Summary wording than Semantic-MMR and TextRank at equal unit counts, but it produced longer extracts, and the matched-word sensitivity yielded no Holm-supported contrast. The unrenormalized coefficient-removal comparison is retained as a scale-coupled historical diagnostic, not as a clean estimate of path information. On fictional fixtures whose references were built from the same role chain, Holm-adjusted path contrasts remained 1.0 despite a higher Full mean, and that alignment does not transfer to real Executive Summaries. The present empirical contribution is therefore an auditable implementation, a portable public verification subset, and a reproducible negative component diagnosis. Read as an information result, the study did not establish that the typed structure adds information beyond the untyped graph; the comparison is a failure to demonstrate an advantage, not a demonstration of equivalence. No-path C²GES remains the provisional default within the internal evidence, and the external run qualifies that choice rather than confirming it: on the new corpus TextRank, an untyped graph baseline, exceeded no-path at 260 words---the only familywise-corrected system contrast on that corpus---while the typed path channel fell below it, so neither the framework nor its simpler configuration carries a demonstrated accuracy advantage. That path-layer deficit is the study's most stable finding: out of domain it held at every budget, the one-sided upper limit excluding a positive path effect on the full 970-document split, and the same arms kept it inside the +0.005 margin on the 160-document energy-topic subset. System superiority, semantic validity of the structural proxies, and operational benefit are not established by this study.</w:t>
       </w:r>
     </w:p>
     <w:p>
@@ -12873,7 +12692,7 @@
           <w:i w:val="0"/>
           <w:sz w:val="22"/>
         </w:rPr>
-        <w:t>The supplementary PDF contains Tables S1--S13 and Figure S4. Main-text Table states the four evidence layers and their claim bounds. Tables S5--S8 document the post-access external-series inventory, comparator controls, principal component contrasts, and complete AB-0--AB-6 chain; Figure S4 shows the reservation--path interaction across ROUGE-L and formal structure-coverage metrics; Table S9 records the adjacent-corpus construct audit of the role and edge cues against human-annotated public corpora, and Table S10 reports the external prospective evaluation on a new report family. Tables S11--S13 are descriptive addenda: the error profile of path-driven selection changes, per-role token alignment between extracts and references, and the long-block audit detail. Machine-readable historical results, selected-ID-to-page locators, selection Jaccard, series effects, leave-one-series-out diagnostics, runtime resources, and explicit human-validation status are included in the accompanying reproducibility files. Machine labels are explicitly separated from human validation. Source PDFs, verbatim derived text, and raw model responses are excluded because third-party redistribution permission has not been established.</w:t>
+        <w:t>The supplementary PDF contains Tables S1--S20 and Figures S4--S5. Main-text Table states the evidence layers and their claim bounds. Tables S5--S8 document the post-access external-series inventory, comparator controls, principal component contrasts, and complete AB-0--AB-6 chain; Figure S4 shows the reservation--path interaction across ROUGE-L and formal structure-coverage metrics; Table S9 records the adjacent-corpus construct audit of the role and edge cues against human-annotated public corpora, and Table S10 reports the external prospective evaluation on a new report family. Tables S11--S13 are descriptive addenda: the error profile of path-driven selection changes, per-role token alignment between extracts and references, and the long-block audit detail. Tables S14--S17 and Figure S5 record the reviewer-requested second addendum round: the exact reservation--path factorial estimates, the external corpus stratified by publisher family, per-report cost and coverage, one-sided bounds on the layer contrasts, and the budget-efficiency curves. Table S18 reports the out-of-domain transfer check on GovReport, and Table S19 the reference-type sensitivity against human-written highlights. Machine-readable historical results, selected-ID-to-page locators, selection Jaccard, series effects, leave-one-series-out diagnostics, runtime resources, and explicit human-validation status are included in the accompanying reproducibility files. Machine labels are explicitly separated from human validation. Source PDFs, verbatim derived text, and raw model responses are excluded because third-party redistribution permission has not been established.</w:t>
       </w:r>
     </w:p>
     <w:p>
@@ -13013,7 +12832,7 @@
           <w:i w:val="0"/>
           <w:sz w:val="22"/>
         </w:rPr>
-        <w:t>The historical protocol-ready package is available in the public powergrid_benchmark repository under tag c2ges-2026-09-06-protocol-ready-v1 via the frozen C2GES package. The diagnostic-submission release adds the post-access exploratory v3 code, the freeze-before-eval path-utility protocol and held-out matched-budget scores, non-verbatim inventory, layout audits, aggregate results, series-level statistics, selected identifiers, machine-audit diagnostics, and the adjacent-corpus construct audit of the role and edge cues ( 03_Reproducibility/Data/construct_audit_v1/ : audit scripts, aggregate result records, and a README). The external prospective evaluation is distributed as 03_Reproducibility/Data/external_prospective_v1/ : the frozen protocol and amendments, the inventory with per-file hashes, the extraction and evaluation scripts, the aggregate result records for every build iteration, and the acquisition and findings reports. The descriptive addenda are distributed as 03_Reproducibility/Data/descriptive_addenda_v1/ : the input manifest with hashes, per-unit and aggregate records for the path-change error profile, the per-role token-alignment records, and the long-block audit detail. The GUM and EBM-NLP corpora, and the third-party incident-report PDFs and their verbatim text, are not redistributed and must be obtained from their original distributors under their own terms. Owing to third-party licensing restrictions, source PDFs, verbatim derived text, and raw model responses are not publicly redistributed. Access to restricted materials is subject to applicable third-party permissions and licenses.</w:t>
+        <w:t>The historical protocol-ready package is available in the public powergrid_benchmark repository under tag c2ges-2026-09-06-protocol-ready-v1 via the frozen C2GES package. The diagnostic-submission release adds the post-access exploratory v3 code, the freeze-before-eval path-utility protocol and held-out matched-budget scores, non-verbatim inventory, layout audits, aggregate results, series-level statistics, selected identifiers, machine-audit diagnostics, and the adjacent-corpus construct audit of the role and edge cues ( 03_Reproducibility/Data/construct_audit_v1/ : audit scripts, aggregate result records, and a README). The external prospective evaluation is distributed as 03_Reproducibility/Data/external_prospective_v1/ : the frozen protocol and amendments, the inventory with per-file hashes, the extraction and evaluation scripts, the aggregate result records for every build iteration, and the acquisition and findings reports. The descriptive addenda are distributed as 03_Reproducibility/Data/descriptive_addenda_v1/ : the input manifest with hashes, per-unit and aggregate records for the path-change error profile, the per-role token-alignment records, and the long-block audit detail. The bounded-contrast, budget-curve, second-addendum, transfer and reference-type layers are distributed as 03_Reproducibility/Data/equivalence_bounds_v1/ , 03_Reproducibility/Data/budget_curve_v1/ , 03_Reproducibility/Data/descriptive_addenda_v2/ , 03_Reproducibility/Data/govreport_transfer_v1/ and 03_Reproducibility/Data/reference_type_v1/ : the frozen protocols and addenda, the per-document paired records, the one-sided bounds with their leave-one-out envelopes, the dataset card for the incident family, and the derived tables behind Supplementary Tables S14--S20 and Figure S5. The frozen parent--held-out synthetic stress fixtures are distributed as 03_Reproducibility/Data/synthetic_stress_v1/run_20260927_gendata_parent_v3r1/ and 03_Reproducibility/Data/synthetic_stress_v1/run_20260927_gendata_heldout_v2r3/ : the sixteen fictional reports, their semantic cores, the nineteen-gate ledgers, the component-factorial records, the frozen generation protocol, its freeze record and the dataset card (all synthetic, author-generated, and non-confirmatory). The GUM and EBM-NLP corpora, and the third-party incident-report PDFs and their verbatim text, are not redistributed and must be obtained from their original distributors under their own terms. Owing to third-party licensing restrictions, source PDFs, verbatim derived text, and raw model responses are not publicly redistributed. Access to restricted materials is subject to applicable third-party permissions and licenses.</w:t>
       </w:r>
     </w:p>
     <w:p>
